--- a/template/report 3/report.docx
+++ b/template/report 3/report.docx
@@ -233,7 +233,7 @@
               <a:graphicData uri="http://schemas.openxmlformats.org/drawingml/2006/picture">
                 <pic:pic>
                   <pic:nvPicPr>
-                    <pic:cNvPr descr="image/1.png" id="25" name="Picture"/>
+                    <pic:cNvPr descr="image3/1.png" id="25" name="Picture"/>
                     <pic:cNvPicPr>
                       <a:picLocks noChangeArrowheads="1" noChangeAspect="1"/>
                     </pic:cNvPicPr>
@@ -466,7 +466,7 @@
               <a:graphicData uri="http://schemas.openxmlformats.org/drawingml/2006/picture">
                 <pic:pic>
                   <pic:nvPicPr>
-                    <pic:cNvPr descr="image/2.png" id="28" name="Picture"/>
+                    <pic:cNvPr descr="image3/2.png" id="28" name="Picture"/>
                     <pic:cNvPicPr>
                       <a:picLocks noChangeArrowheads="1" noChangeAspect="1"/>
                     </pic:cNvPicPr>
@@ -662,7 +662,7 @@
               <a:graphicData uri="http://schemas.openxmlformats.org/drawingml/2006/picture">
                 <pic:pic>
                   <pic:nvPicPr>
-                    <pic:cNvPr descr="image/3.png" id="31" name="Picture"/>
+                    <pic:cNvPr descr="image3/3.png" id="31" name="Picture"/>
                     <pic:cNvPicPr>
                       <a:picLocks noChangeArrowheads="1" noChangeAspect="1"/>
                     </pic:cNvPicPr>
@@ -849,7 +849,7 @@
               <a:graphicData uri="http://schemas.openxmlformats.org/drawingml/2006/picture">
                 <pic:pic>
                   <pic:nvPicPr>
-                    <pic:cNvPr descr="image/4.png" id="34" name="Picture"/>
+                    <pic:cNvPr descr="image3/4.png" id="34" name="Picture"/>
                     <pic:cNvPicPr>
                       <a:picLocks noChangeArrowheads="1" noChangeAspect="1"/>
                     </pic:cNvPicPr>
@@ -931,7 +931,7 @@
               <a:graphicData uri="http://schemas.openxmlformats.org/drawingml/2006/picture">
                 <pic:pic>
                   <pic:nvPicPr>
-                    <pic:cNvPr descr="image/5.png" id="37" name="Picture"/>
+                    <pic:cNvPr descr="image3/5.png" id="37" name="Picture"/>
                     <pic:cNvPicPr>
                       <a:picLocks noChangeArrowheads="1" noChangeAspect="1"/>
                     </pic:cNvPicPr>
@@ -1026,7 +1026,7 @@
               <a:graphicData uri="http://schemas.openxmlformats.org/drawingml/2006/picture">
                 <pic:pic>
                   <pic:nvPicPr>
-                    <pic:cNvPr descr="image/6.png" id="40" name="Picture"/>
+                    <pic:cNvPr descr="image3/6.png" id="40" name="Picture"/>
                     <pic:cNvPicPr>
                       <a:picLocks noChangeArrowheads="1" noChangeAspect="1"/>
                     </pic:cNvPicPr>
@@ -1089,7 +1089,7 @@
               <a:graphicData uri="http://schemas.openxmlformats.org/drawingml/2006/picture">
                 <pic:pic>
                   <pic:nvPicPr>
-                    <pic:cNvPr descr="image/7.png" id="43" name="Picture"/>
+                    <pic:cNvPr descr="image3/7.png" id="43" name="Picture"/>
                     <pic:cNvPicPr>
                       <a:picLocks noChangeArrowheads="1" noChangeAspect="1"/>
                     </pic:cNvPicPr>
@@ -1161,7 +1161,7 @@
               <a:graphicData uri="http://schemas.openxmlformats.org/drawingml/2006/picture">
                 <pic:pic>
                   <pic:nvPicPr>
-                    <pic:cNvPr descr="image/8.png" id="46" name="Picture"/>
+                    <pic:cNvPr descr="image3/8.png" id="46" name="Picture"/>
                     <pic:cNvPicPr>
                       <a:picLocks noChangeArrowheads="1" noChangeAspect="1"/>
                     </pic:cNvPicPr>
@@ -1224,7 +1224,7 @@
               <a:graphicData uri="http://schemas.openxmlformats.org/drawingml/2006/picture">
                 <pic:pic>
                   <pic:nvPicPr>
-                    <pic:cNvPr descr="image/9.png" id="49" name="Picture"/>
+                    <pic:cNvPr descr="image3/9.png" id="49" name="Picture"/>
                     <pic:cNvPicPr>
                       <a:picLocks noChangeArrowheads="1" noChangeAspect="1"/>
                     </pic:cNvPicPr>
@@ -1341,7 +1341,7 @@
               <a:graphicData uri="http://schemas.openxmlformats.org/drawingml/2006/picture">
                 <pic:pic>
                   <pic:nvPicPr>
-                    <pic:cNvPr descr="image/10.png" id="52" name="Picture"/>
+                    <pic:cNvPr descr="image3/10.png" id="52" name="Picture"/>
                     <pic:cNvPicPr>
                       <a:picLocks noChangeArrowheads="1" noChangeAspect="1"/>
                     </pic:cNvPicPr>
@@ -1469,7 +1469,7 @@
               <a:graphicData uri="http://schemas.openxmlformats.org/drawingml/2006/picture">
                 <pic:pic>
                   <pic:nvPicPr>
-                    <pic:cNvPr descr="image/11.png" id="55" name="Picture"/>
+                    <pic:cNvPr descr="image3/11.png" id="55" name="Picture"/>
                     <pic:cNvPicPr>
                       <a:picLocks noChangeArrowheads="1" noChangeAspect="1"/>
                     </pic:cNvPicPr>
@@ -1584,7 +1584,7 @@
               <a:graphicData uri="http://schemas.openxmlformats.org/drawingml/2006/picture">
                 <pic:pic>
                   <pic:nvPicPr>
-                    <pic:cNvPr descr="image/11_1.png" id="58" name="Picture"/>
+                    <pic:cNvPr descr="image3/11_1.png" id="58" name="Picture"/>
                     <pic:cNvPicPr>
                       <a:picLocks noChangeArrowheads="1" noChangeAspect="1"/>
                     </pic:cNvPicPr>
@@ -1720,7 +1720,7 @@
               <a:graphicData uri="http://schemas.openxmlformats.org/drawingml/2006/picture">
                 <pic:pic>
                   <pic:nvPicPr>
-                    <pic:cNvPr descr="image/12.png" id="61" name="Picture"/>
+                    <pic:cNvPr descr="image3/12.png" id="61" name="Picture"/>
                     <pic:cNvPicPr>
                       <a:picLocks noChangeArrowheads="1" noChangeAspect="1"/>
                     </pic:cNvPicPr>
@@ -1895,7 +1895,7 @@
               <a:graphicData uri="http://schemas.openxmlformats.org/drawingml/2006/picture">
                 <pic:pic>
                   <pic:nvPicPr>
-                    <pic:cNvPr descr="image/13.png" id="64" name="Picture"/>
+                    <pic:cNvPr descr="image3/13.png" id="64" name="Picture"/>
                     <pic:cNvPicPr>
                       <a:picLocks noChangeArrowheads="1" noChangeAspect="1"/>
                     </pic:cNvPicPr>
@@ -1950,7 +1950,7 @@
               <a:graphicData uri="http://schemas.openxmlformats.org/drawingml/2006/picture">
                 <pic:pic>
                   <pic:nvPicPr>
-                    <pic:cNvPr descr="image/14.png" id="67" name="Picture"/>
+                    <pic:cNvPr descr="image3/14.png" id="67" name="Picture"/>
                     <pic:cNvPicPr>
                       <a:picLocks noChangeArrowheads="1" noChangeAspect="1"/>
                     </pic:cNvPicPr>
@@ -2244,7 +2244,7 @@
               <a:graphicData uri="http://schemas.openxmlformats.org/drawingml/2006/picture">
                 <pic:pic>
                   <pic:nvPicPr>
-                    <pic:cNvPr descr="image/15.png" id="70" name="Picture"/>
+                    <pic:cNvPr descr="image3/15.png" id="70" name="Picture"/>
                     <pic:cNvPicPr>
                       <a:picLocks noChangeArrowheads="1" noChangeAspect="1"/>
                     </pic:cNvPicPr>
@@ -2362,7 +2362,7 @@
               <a:graphicData uri="http://schemas.openxmlformats.org/drawingml/2006/picture">
                 <pic:pic>
                   <pic:nvPicPr>
-                    <pic:cNvPr descr="image/16.png" id="73" name="Picture"/>
+                    <pic:cNvPr descr="image3/16.png" id="73" name="Picture"/>
                     <pic:cNvPicPr>
                       <a:picLocks noChangeArrowheads="1" noChangeAspect="1"/>
                     </pic:cNvPicPr>
@@ -2446,7 +2446,7 @@
               <a:graphicData uri="http://schemas.openxmlformats.org/drawingml/2006/picture">
                 <pic:pic>
                   <pic:nvPicPr>
-                    <pic:cNvPr descr="image/16_2.png" id="76" name="Picture"/>
+                    <pic:cNvPr descr="image3/16_2.png" id="76" name="Picture"/>
                     <pic:cNvPicPr>
                       <a:picLocks noChangeArrowheads="1" noChangeAspect="1"/>
                     </pic:cNvPicPr>
@@ -2518,7 +2518,7 @@
               <a:graphicData uri="http://schemas.openxmlformats.org/drawingml/2006/picture">
                 <pic:pic>
                   <pic:nvPicPr>
-                    <pic:cNvPr descr="image/17.png" id="79" name="Picture"/>
+                    <pic:cNvPr descr="image3/17.png" id="79" name="Picture"/>
                     <pic:cNvPicPr>
                       <a:picLocks noChangeArrowheads="1" noChangeAspect="1"/>
                     </pic:cNvPicPr>
@@ -2581,7 +2581,7 @@
               <a:graphicData uri="http://schemas.openxmlformats.org/drawingml/2006/picture">
                 <pic:pic>
                   <pic:nvPicPr>
-                    <pic:cNvPr descr="image/18.png" id="82" name="Picture"/>
+                    <pic:cNvPr descr="image3/18.png" id="82" name="Picture"/>
                     <pic:cNvPicPr>
                       <a:picLocks noChangeArrowheads="1" noChangeAspect="1"/>
                     </pic:cNvPicPr>
@@ -2636,7 +2636,7 @@
               <a:graphicData uri="http://schemas.openxmlformats.org/drawingml/2006/picture">
                 <pic:pic>
                   <pic:nvPicPr>
-                    <pic:cNvPr descr="image/19.png" id="85" name="Picture"/>
+                    <pic:cNvPr descr="image3/19.png" id="85" name="Picture"/>
                     <pic:cNvPicPr>
                       <a:picLocks noChangeArrowheads="1" noChangeAspect="1"/>
                     </pic:cNvPicPr>
@@ -2747,7 +2747,7 @@
               <a:graphicData uri="http://schemas.openxmlformats.org/drawingml/2006/picture">
                 <pic:pic>
                   <pic:nvPicPr>
-                    <pic:cNvPr descr="image/20.png" id="88" name="Picture"/>
+                    <pic:cNvPr descr="image3/20.png" id="88" name="Picture"/>
                     <pic:cNvPicPr>
                       <a:picLocks noChangeArrowheads="1" noChangeAspect="1"/>
                     </pic:cNvPicPr>
@@ -2802,7 +2802,7 @@
               <a:graphicData uri="http://schemas.openxmlformats.org/drawingml/2006/picture">
                 <pic:pic>
                   <pic:nvPicPr>
-                    <pic:cNvPr descr="image/21.png" id="91" name="Picture"/>
+                    <pic:cNvPr descr="image3/21.png" id="91" name="Picture"/>
                     <pic:cNvPicPr>
                       <a:picLocks noChangeArrowheads="1" noChangeAspect="1"/>
                     </pic:cNvPicPr>
@@ -2865,7 +2865,7 @@
               <a:graphicData uri="http://schemas.openxmlformats.org/drawingml/2006/picture">
                 <pic:pic>
                   <pic:nvPicPr>
-                    <pic:cNvPr descr="image/22.png" id="94" name="Picture"/>
+                    <pic:cNvPr descr="image3/22.png" id="94" name="Picture"/>
                     <pic:cNvPicPr>
                       <a:picLocks noChangeArrowheads="1" noChangeAspect="1"/>
                     </pic:cNvPicPr>
@@ -2928,7 +2928,7 @@
               <a:graphicData uri="http://schemas.openxmlformats.org/drawingml/2006/picture">
                 <pic:pic>
                   <pic:nvPicPr>
-                    <pic:cNvPr descr="image/23.png" id="97" name="Picture"/>
+                    <pic:cNvPr descr="image3/23.png" id="97" name="Picture"/>
                     <pic:cNvPicPr>
                       <a:picLocks noChangeArrowheads="1" noChangeAspect="1"/>
                     </pic:cNvPicPr>
@@ -3015,7 +3015,7 @@
               <a:graphicData uri="http://schemas.openxmlformats.org/drawingml/2006/picture">
                 <pic:pic>
                   <pic:nvPicPr>
-                    <pic:cNvPr descr="image/24.png" id="100" name="Picture"/>
+                    <pic:cNvPr descr="image3/24.png" id="100" name="Picture"/>
                     <pic:cNvPicPr>
                       <a:picLocks noChangeArrowheads="1" noChangeAspect="1"/>
                     </pic:cNvPicPr>
@@ -3102,7 +3102,7 @@
               <a:graphicData uri="http://schemas.openxmlformats.org/drawingml/2006/picture">
                 <pic:pic>
                   <pic:nvPicPr>
-                    <pic:cNvPr descr="image/25.png" id="103" name="Picture"/>
+                    <pic:cNvPr descr="image3/25.png" id="103" name="Picture"/>
                     <pic:cNvPicPr>
                       <a:picLocks noChangeArrowheads="1" noChangeAspect="1"/>
                     </pic:cNvPicPr>
@@ -3197,7 +3197,7 @@
               <a:graphicData uri="http://schemas.openxmlformats.org/drawingml/2006/picture">
                 <pic:pic>
                   <pic:nvPicPr>
-                    <pic:cNvPr descr="image/26.png" id="106" name="Picture"/>
+                    <pic:cNvPr descr="image3/26.png" id="106" name="Picture"/>
                     <pic:cNvPicPr>
                       <a:picLocks noChangeArrowheads="1" noChangeAspect="1"/>
                     </pic:cNvPicPr>
@@ -3252,7 +3252,7 @@
               <a:graphicData uri="http://schemas.openxmlformats.org/drawingml/2006/picture">
                 <pic:pic>
                   <pic:nvPicPr>
-                    <pic:cNvPr descr="image/26_2.png" id="109" name="Picture"/>
+                    <pic:cNvPr descr="image3/26_2.png" id="109" name="Picture"/>
                     <pic:cNvPicPr>
                       <a:picLocks noChangeArrowheads="1" noChangeAspect="1"/>
                     </pic:cNvPicPr>
@@ -3315,7 +3315,7 @@
               <a:graphicData uri="http://schemas.openxmlformats.org/drawingml/2006/picture">
                 <pic:pic>
                   <pic:nvPicPr>
-                    <pic:cNvPr descr="image/27.png" id="112" name="Picture"/>
+                    <pic:cNvPr descr="image3/27.png" id="112" name="Picture"/>
                     <pic:cNvPicPr>
                       <a:picLocks noChangeArrowheads="1" noChangeAspect="1"/>
                     </pic:cNvPicPr>
@@ -3378,7 +3378,7 @@
               <a:graphicData uri="http://schemas.openxmlformats.org/drawingml/2006/picture">
                 <pic:pic>
                   <pic:nvPicPr>
-                    <pic:cNvPr descr="image/28.png" id="115" name="Picture"/>
+                    <pic:cNvPr descr="image3/28.png" id="115" name="Picture"/>
                     <pic:cNvPicPr>
                       <a:picLocks noChangeArrowheads="1" noChangeAspect="1"/>
                     </pic:cNvPicPr>
@@ -3464,7 +3464,7 @@
               <a:graphicData uri="http://schemas.openxmlformats.org/drawingml/2006/picture">
                 <pic:pic>
                   <pic:nvPicPr>
-                    <pic:cNvPr descr="image/29.png" id="118" name="Picture"/>
+                    <pic:cNvPr descr="image3/29.png" id="118" name="Picture"/>
                     <pic:cNvPicPr>
                       <a:picLocks noChangeArrowheads="1" noChangeAspect="1"/>
                     </pic:cNvPicPr>
@@ -3527,7 +3527,7 @@
               <a:graphicData uri="http://schemas.openxmlformats.org/drawingml/2006/picture">
                 <pic:pic>
                   <pic:nvPicPr>
-                    <pic:cNvPr descr="image/30.png" id="121" name="Picture"/>
+                    <pic:cNvPr descr="image3/30.png" id="121" name="Picture"/>
                     <pic:cNvPicPr>
                       <a:picLocks noChangeArrowheads="1" noChangeAspect="1"/>
                     </pic:cNvPicPr>
@@ -3710,7 +3710,7 @@
               <a:graphicData uri="http://schemas.openxmlformats.org/drawingml/2006/picture">
                 <pic:pic>
                   <pic:nvPicPr>
-                    <pic:cNvPr descr="image/31.png" id="124" name="Picture"/>
+                    <pic:cNvPr descr="image3/31.png" id="124" name="Picture"/>
                     <pic:cNvPicPr>
                       <a:picLocks noChangeArrowheads="1" noChangeAspect="1"/>
                     </pic:cNvPicPr>
@@ -3797,7 +3797,7 @@
               <a:graphicData uri="http://schemas.openxmlformats.org/drawingml/2006/picture">
                 <pic:pic>
                   <pic:nvPicPr>
-                    <pic:cNvPr descr="image/32.png" id="127" name="Picture"/>
+                    <pic:cNvPr descr="image3/32.png" id="127" name="Picture"/>
                     <pic:cNvPicPr>
                       <a:picLocks noChangeArrowheads="1" noChangeAspect="1"/>
                     </pic:cNvPicPr>
@@ -3993,7 +3993,7 @@
               <a:graphicData uri="http://schemas.openxmlformats.org/drawingml/2006/picture">
                 <pic:pic>
                   <pic:nvPicPr>
-                    <pic:cNvPr descr="image/33.png" id="130" name="Picture"/>
+                    <pic:cNvPr descr="image3/33.png" id="130" name="Picture"/>
                     <pic:cNvPicPr>
                       <a:picLocks noChangeArrowheads="1" noChangeAspect="1"/>
                     </pic:cNvPicPr>
@@ -4213,7 +4213,7 @@
               <a:graphicData uri="http://schemas.openxmlformats.org/drawingml/2006/picture">
                 <pic:pic>
                   <pic:nvPicPr>
-                    <pic:cNvPr descr="image/34.png" id="133" name="Picture"/>
+                    <pic:cNvPr descr="image3/34.png" id="133" name="Picture"/>
                     <pic:cNvPicPr>
                       <a:picLocks noChangeArrowheads="1" noChangeAspect="1"/>
                     </pic:cNvPicPr>
@@ -4312,7 +4312,7 @@
               <a:graphicData uri="http://schemas.openxmlformats.org/drawingml/2006/picture">
                 <pic:pic>
                   <pic:nvPicPr>
-                    <pic:cNvPr descr="image/35.png" id="136" name="Picture"/>
+                    <pic:cNvPr descr="image3/35.png" id="136" name="Picture"/>
                     <pic:cNvPicPr>
                       <a:picLocks noChangeArrowheads="1" noChangeAspect="1"/>
                     </pic:cNvPicPr>
@@ -4472,7 +4472,7 @@
               <a:graphicData uri="http://schemas.openxmlformats.org/drawingml/2006/picture">
                 <pic:pic>
                   <pic:nvPicPr>
-                    <pic:cNvPr descr="image/36.png" id="139" name="Picture"/>
+                    <pic:cNvPr descr="image3/36.png" id="139" name="Picture"/>
                     <pic:cNvPicPr>
                       <a:picLocks noChangeArrowheads="1" noChangeAspect="1"/>
                     </pic:cNvPicPr>
@@ -4555,7 +4555,7 @@
               <a:graphicData uri="http://schemas.openxmlformats.org/drawingml/2006/picture">
                 <pic:pic>
                   <pic:nvPicPr>
-                    <pic:cNvPr descr="image/37.png" id="142" name="Picture"/>
+                    <pic:cNvPr descr="image3/37.png" id="142" name="Picture"/>
                     <pic:cNvPicPr>
                       <a:picLocks noChangeArrowheads="1" noChangeAspect="1"/>
                     </pic:cNvPicPr>
@@ -4637,7 +4637,7 @@
               <a:graphicData uri="http://schemas.openxmlformats.org/drawingml/2006/picture">
                 <pic:pic>
                   <pic:nvPicPr>
-                    <pic:cNvPr descr="image/sertificat.jpg" id="146" name="Picture"/>
+                    <pic:cNvPr descr="image3/sertificat.jpg" id="146" name="Picture"/>
                     <pic:cNvPicPr>
                       <a:picLocks noChangeArrowheads="1" noChangeAspect="1"/>
                     </pic:cNvPicPr>
